--- a/docs/docflow-uat-plan.docx
+++ b/docs/docflow-uat-plan.docx
@@ -4235,6 +4235,18 @@
               <w:t xml:space="preserve">Export an approved document as IIF</w:t>
             </w:r>
           </w:p>
+          <w:p>
+            <w:r>
+              <w:rPr>
+                <w:b w:val="false"/>
+                <w:bCs w:val="false"/>
+                <w:color w:val="000000"/>
+                <w:sz w:val="18"/>
+                <w:szCs w:val="18"/>
+              </w:rPr>
+              <w:t>Required step (Phase 5.5, D-157): import into a real QuickBooks Desktop company file an approved order whose amounts carry more than 2 decimal places and whose quantities and rates carry more than 5 (e.g. unit price 0.001725, quantity 2.123456, line total 0.00345). DocFlow shows warning EXP-008 on that export.</w:t>
+            </w:r>
+          </w:p>
         </w:tc>
         <w:tc>
           <w:tcPr>
@@ -4257,6 +4269,18 @@
                 <w:szCs w:val="18"/>
               </w:rPr>
               <w:t xml:space="preserve">Valid IIF file, importable into QuickBooks Desktop</w:t>
+            </w:r>
+          </w:p>
+          <w:p>
+            <w:r>
+              <w:rPr>
+                <w:b w:val="false"/>
+                <w:bCs w:val="false"/>
+                <w:color w:val="000000"/>
+                <w:sz w:val="18"/>
+                <w:szCs w:val="18"/>
+              </w:rPr>
+              <w:t>Record exactly what QuickBooks does with each high-precision value (keeps, rounds and to what, or refuses the import, with its message). The founder then decides between refusing such IIF files and keeping the EXP-008 warning, on this evidence.</w:t>
             </w:r>
           </w:p>
         </w:tc>
